--- a/writing/Biol_Psy_Submit/table1_demographics_new.docx
+++ b/writing/Biol_Psy_Submit/table1_demographics_new.docx
@@ -2632,6 +2632,7 @@
       <w:type w:val="continuous"/>
       <w:pgSz w:w="11900" w:h="16840"/>
       <w:pgMar w:top="1417" w:right="1417" w:bottom="1417" w:left="1417" w:header="708" w:footer="708" w:gutter="0"/>
+      <w:lnNumType w:countBy="1"/>
       <w:cols w:space="708"/>
       <w:docGrid w:linePitch="360"/>
     </w:sectPr>
@@ -3714,6 +3715,14 @@
     <w:next w:val="Normal"/>
     <w:rsid w:val="00901463"/>
   </w:style>
+  <w:style w:type="character" w:styleId="LineNumber">
+    <w:name w:val="line number"/>
+    <w:basedOn w:val="DefaultParagraphFont"/>
+    <w:uiPriority w:val="99"/>
+    <w:semiHidden/>
+    <w:unhideWhenUsed/>
+    <w:rsid w:val="00071FCE"/>
+  </w:style>
 </w:styles>
 </file>
 
